--- a/01-PROG1400_Project_Brief_UML_v0.docx
+++ b/01-PROG1400_Project_Brief_UML_v0.docx
@@ -80,23 +80,7 @@
           <w:sz w:val="21"/>
           <w:szCs w:val="21"/>
         </w:rPr>
-        <w:t xml:space="preserve">. Before creating </w:t>
-      </w:r>
-      <w:r>
-        <w:rPr>
-          <w:rFonts w:ascii="Segoe UI" w:hAnsi="Segoe UI" w:cs="Segoe UI"/>
-          <w:sz w:val="21"/>
-          <w:szCs w:val="21"/>
-        </w:rPr>
-        <w:t>UML,</w:t>
-      </w:r>
-      <w:r>
-        <w:rPr>
-          <w:rFonts w:ascii="Segoe UI" w:hAnsi="Segoe UI" w:cs="Segoe UI"/>
-          <w:sz w:val="21"/>
-          <w:szCs w:val="21"/>
-        </w:rPr>
-        <w:t xml:space="preserve"> diagrams or writing code, you must clearly define </w:t>
+        <w:t>. Before creating UML, diagrams or writing code, you must clearly define </w:t>
       </w:r>
       <w:r>
         <w:rPr>
@@ -154,15 +138,7 @@
           <w:sz w:val="21"/>
           <w:szCs w:val="21"/>
         </w:rPr>
-        <w:t>Establish</w:t>
-      </w:r>
-      <w:r>
-        <w:rPr>
-          <w:rFonts w:ascii="Segoe UI" w:hAnsi="Segoe UI" w:cs="Segoe UI"/>
-          <w:sz w:val="21"/>
-          <w:szCs w:val="21"/>
-        </w:rPr>
-        <w:t xml:space="preserve"> the </w:t>
+        <w:t>Establish the </w:t>
       </w:r>
       <w:r>
         <w:rPr>
@@ -201,15 +177,7 @@
           <w:sz w:val="21"/>
           <w:szCs w:val="21"/>
         </w:rPr>
-        <w:t>Ensure</w:t>
-      </w:r>
-      <w:r>
-        <w:rPr>
-          <w:rFonts w:ascii="Segoe UI" w:hAnsi="Segoe UI" w:cs="Segoe UI"/>
-          <w:sz w:val="21"/>
-          <w:szCs w:val="21"/>
-        </w:rPr>
-        <w:t xml:space="preserve"> your game is </w:t>
+        <w:t>Ensure your game is </w:t>
       </w:r>
       <w:r>
         <w:rPr>
@@ -323,10 +291,7 @@
         <w:pStyle w:val="Heading2"/>
       </w:pPr>
       <w:r>
-        <w:t xml:space="preserve">Section 1 - </w:t>
-      </w:r>
-      <w:r>
-        <w:t>Game Concept Overview</w:t>
+        <w:t>Section 1 - Game Concept Overview</w:t>
       </w:r>
     </w:p>
     <w:p>
@@ -468,10 +433,7 @@
         <w:pStyle w:val="Heading2"/>
       </w:pPr>
       <w:r>
-        <w:t xml:space="preserve">Section 2 - </w:t>
-      </w:r>
-      <w:r>
-        <w:t>Core Gameplay Mechanics</w:t>
+        <w:t>Section 2 - Core Gameplay Mechanics</w:t>
       </w:r>
     </w:p>
     <w:p>
@@ -601,10 +563,7 @@
         <w:pStyle w:val="Heading2"/>
       </w:pPr>
       <w:r>
-        <w:t xml:space="preserve">Section 3 - </w:t>
-      </w:r>
-      <w:r>
-        <w:t>Inspiration &amp; Similarity to Pac-Man</w:t>
+        <w:t>Section 3 - Inspiration &amp; Similarity to Pac-Man</w:t>
       </w:r>
     </w:p>
     <w:p>
@@ -785,10 +744,7 @@
         <w:pStyle w:val="Heading2"/>
       </w:pPr>
       <w:r>
-        <w:t xml:space="preserve">Section 4 - </w:t>
-      </w:r>
-      <w:r>
-        <w:t>Initial Object Identification (Conceptual)</w:t>
+        <w:t>Section 4 - Initial Object Identification (Conceptual)</w:t>
       </w:r>
     </w:p>
     <w:p>
@@ -891,61 +847,45 @@
     </w:p>
     <w:tbl>
       <w:tblPr>
-        <w:tblW w:w="0" w:type="auto"/>
-        <w:tblBorders>
-          <w:top w:val="single" w:sz="4" w:space="0" w:color="auto"/>
-          <w:left w:val="single" w:sz="4" w:space="0" w:color="auto"/>
-          <w:bottom w:val="single" w:sz="4" w:space="0" w:color="auto"/>
-          <w:right w:val="single" w:sz="4" w:space="0" w:color="auto"/>
-          <w:insideH w:val="single" w:sz="4" w:space="0" w:color="auto"/>
-          <w:insideV w:val="single" w:sz="4" w:space="0" w:color="auto"/>
-        </w:tblBorders>
-        <w:tblCellMar>
-          <w:top w:w="15" w:type="dxa"/>
-          <w:left w:w="15" w:type="dxa"/>
-          <w:bottom w:w="15" w:type="dxa"/>
-          <w:right w:w="15" w:type="dxa"/>
-        </w:tblCellMar>
+        <w:tblW w:w="8200" w:type="dxa"/>
         <w:tblLook w:val="04A0" w:firstRow="1" w:lastRow="0" w:firstColumn="1" w:lastColumn="0" w:noHBand="0" w:noVBand="1"/>
       </w:tblPr>
       <w:tblGrid>
-        <w:gridCol w:w="1766"/>
-        <w:gridCol w:w="5044"/>
+        <w:gridCol w:w="2560"/>
+        <w:gridCol w:w="5640"/>
       </w:tblGrid>
       <w:tr>
         <w:trPr>
-          <w:tblHeader/>
+          <w:trHeight w:val="300"/>
         </w:trPr>
         <w:tc>
           <w:tcPr>
-            <w:tcW w:w="0" w:type="auto"/>
-            <w:tcMar>
-              <w:top w:w="75" w:type="dxa"/>
-              <w:left w:w="150" w:type="dxa"/>
-              <w:bottom w:w="75" w:type="dxa"/>
-              <w:right w:w="150" w:type="dxa"/>
-            </w:tcMar>
+            <w:tcW w:w="2560" w:type="dxa"/>
+            <w:tcBorders>
+              <w:top w:val="single" w:sz="4" w:space="0" w:color="auto"/>
+              <w:left w:val="single" w:sz="4" w:space="0" w:color="auto"/>
+              <w:bottom w:val="single" w:sz="4" w:space="0" w:color="auto"/>
+              <w:right w:val="single" w:sz="4" w:space="0" w:color="auto"/>
+            </w:tcBorders>
             <w:vAlign w:val="center"/>
             <w:hideMark/>
           </w:tcPr>
           <w:p>
             <w:pPr>
-              <w:spacing w:after="168" w:line="240" w:lineRule="auto"/>
+              <w:spacing w:after="0" w:line="240" w:lineRule="auto"/>
               <w:rPr>
-                <w:rFonts w:ascii="Segoe UI" w:eastAsia="Times New Roman" w:hAnsi="Segoe UI" w:cs="Segoe UI"/>
+                <w:rFonts w:ascii="Aptos Narrow" w:eastAsia="Times New Roman" w:hAnsi="Aptos Narrow" w:cs="Times New Roman"/>
                 <w:b/>
                 <w:bCs/>
-                <w:sz w:val="21"/>
-                <w:szCs w:val="21"/>
+                <w:color w:val="000000"/>
               </w:rPr>
             </w:pPr>
             <w:r>
               <w:rPr>
-                <w:rFonts w:ascii="Segoe UI" w:eastAsia="Times New Roman" w:hAnsi="Segoe UI" w:cs="Segoe UI"/>
+                <w:rFonts w:ascii="Aptos Narrow" w:eastAsia="Times New Roman" w:hAnsi="Aptos Narrow" w:cs="Times New Roman"/>
                 <w:b/>
                 <w:bCs/>
-                <w:sz w:val="21"/>
-                <w:szCs w:val="21"/>
+                <w:color w:val="000000"/>
               </w:rPr>
               <w:t>Object Name</w:t>
             </w:r>
@@ -953,34 +893,32 @@
         </w:tc>
         <w:tc>
           <w:tcPr>
-            <w:tcW w:w="0" w:type="auto"/>
-            <w:tcMar>
-              <w:top w:w="75" w:type="dxa"/>
-              <w:left w:w="150" w:type="dxa"/>
-              <w:bottom w:w="75" w:type="dxa"/>
-              <w:right w:w="150" w:type="dxa"/>
-            </w:tcMar>
+            <w:tcW w:w="5640" w:type="dxa"/>
+            <w:tcBorders>
+              <w:top w:val="single" w:sz="4" w:space="0" w:color="auto"/>
+              <w:left w:val="nil"/>
+              <w:bottom w:val="single" w:sz="4" w:space="0" w:color="auto"/>
+              <w:right w:val="single" w:sz="4" w:space="0" w:color="auto"/>
+            </w:tcBorders>
             <w:vAlign w:val="center"/>
             <w:hideMark/>
           </w:tcPr>
           <w:p>
             <w:pPr>
-              <w:spacing w:after="168" w:line="240" w:lineRule="auto"/>
+              <w:spacing w:after="0" w:line="240" w:lineRule="auto"/>
               <w:rPr>
-                <w:rFonts w:ascii="Segoe UI" w:eastAsia="Times New Roman" w:hAnsi="Segoe UI" w:cs="Segoe UI"/>
+                <w:rFonts w:ascii="Aptos Narrow" w:eastAsia="Times New Roman" w:hAnsi="Aptos Narrow" w:cs="Times New Roman"/>
                 <w:b/>
                 <w:bCs/>
-                <w:sz w:val="21"/>
-                <w:szCs w:val="21"/>
+                <w:color w:val="000000"/>
               </w:rPr>
             </w:pPr>
             <w:r>
               <w:rPr>
-                <w:rFonts w:ascii="Segoe UI" w:eastAsia="Times New Roman" w:hAnsi="Segoe UI" w:cs="Segoe UI"/>
+                <w:rFonts w:ascii="Aptos Narrow" w:eastAsia="Times New Roman" w:hAnsi="Aptos Narrow" w:cs="Times New Roman"/>
                 <w:b/>
                 <w:bCs/>
-                <w:sz w:val="21"/>
-                <w:szCs w:val="21"/>
+                <w:color w:val="000000"/>
               </w:rPr>
               <w:t>Description</w:t>
             </w:r>
@@ -988,224 +926,309 @@
         </w:tc>
       </w:tr>
       <w:tr>
+        <w:trPr>
+          <w:trHeight w:val="600"/>
+        </w:trPr>
         <w:tc>
           <w:tcPr>
-            <w:tcW w:w="0" w:type="auto"/>
-            <w:tcMar>
-              <w:top w:w="75" w:type="dxa"/>
-              <w:left w:w="150" w:type="dxa"/>
-              <w:bottom w:w="75" w:type="dxa"/>
-              <w:right w:w="150" w:type="dxa"/>
-            </w:tcMar>
+            <w:tcW w:w="2560" w:type="dxa"/>
+            <w:tcBorders>
+              <w:top w:val="nil"/>
+              <w:left w:val="single" w:sz="4" w:space="0" w:color="auto"/>
+              <w:bottom w:val="single" w:sz="4" w:space="0" w:color="auto"/>
+              <w:right w:val="single" w:sz="4" w:space="0" w:color="auto"/>
+            </w:tcBorders>
             <w:vAlign w:val="center"/>
             <w:hideMark/>
           </w:tcPr>
           <w:p>
             <w:pPr>
-              <w:spacing w:after="168" w:line="240" w:lineRule="auto"/>
+              <w:spacing w:after="0" w:line="240" w:lineRule="auto"/>
               <w:rPr>
-                <w:rFonts w:ascii="Segoe UI" w:eastAsia="Times New Roman" w:hAnsi="Segoe UI" w:cs="Segoe UI"/>
-                <w:sz w:val="21"/>
-                <w:szCs w:val="21"/>
+                <w:rFonts w:ascii="Aptos Narrow" w:eastAsia="Times New Roman" w:hAnsi="Aptos Narrow" w:cs="Times New Roman"/>
+                <w:b/>
+                <w:bCs/>
+                <w:color w:val="000000"/>
+              </w:rPr>
+            </w:pPr>
+            <w:proofErr w:type="spellStart"/>
+            <w:r>
+              <w:rPr>
+                <w:rFonts w:ascii="Aptos Narrow" w:eastAsia="Times New Roman" w:hAnsi="Aptos Narrow" w:cs="Times New Roman"/>
+                <w:b/>
+                <w:bCs/>
+                <w:color w:val="000000"/>
+              </w:rPr>
+              <w:t>PacMan</w:t>
+            </w:r>
+            <w:proofErr w:type="spellEnd"/>
+          </w:p>
+        </w:tc>
+        <w:tc>
+          <w:tcPr>
+            <w:tcW w:w="5640" w:type="dxa"/>
+            <w:tcBorders>
+              <w:top w:val="nil"/>
+              <w:left w:val="nil"/>
+              <w:bottom w:val="single" w:sz="4" w:space="0" w:color="auto"/>
+              <w:right w:val="single" w:sz="4" w:space="0" w:color="auto"/>
+            </w:tcBorders>
+            <w:vAlign w:val="center"/>
+            <w:hideMark/>
+          </w:tcPr>
+          <w:p>
+            <w:pPr>
+              <w:spacing w:after="0" w:line="240" w:lineRule="auto"/>
+              <w:rPr>
+                <w:rFonts w:ascii="Aptos Narrow" w:eastAsia="Times New Roman" w:hAnsi="Aptos Narrow" w:cs="Times New Roman"/>
+                <w:color w:val="000000"/>
               </w:rPr>
             </w:pPr>
             <w:r>
               <w:rPr>
-                <w:rFonts w:ascii="Segoe UI" w:eastAsia="Times New Roman" w:hAnsi="Segoe UI" w:cs="Segoe UI"/>
-                <w:sz w:val="21"/>
-                <w:szCs w:val="21"/>
+                <w:rFonts w:ascii="Aptos Narrow" w:eastAsia="Times New Roman" w:hAnsi="Aptos Narrow" w:cs="Times New Roman"/>
+                <w:color w:val="000000"/>
               </w:rPr>
-              <w:t>Player</w:t>
+              <w:t>The player-controlled character that moves through the maze and eats items.</w:t>
+            </w:r>
+          </w:p>
+        </w:tc>
+      </w:tr>
+      <w:tr>
+        <w:trPr>
+          <w:trHeight w:val="600"/>
+        </w:trPr>
+        <w:tc>
+          <w:tcPr>
+            <w:tcW w:w="2560" w:type="dxa"/>
+            <w:tcBorders>
+              <w:top w:val="nil"/>
+              <w:left w:val="single" w:sz="4" w:space="0" w:color="auto"/>
+              <w:bottom w:val="single" w:sz="4" w:space="0" w:color="auto"/>
+              <w:right w:val="single" w:sz="4" w:space="0" w:color="auto"/>
+            </w:tcBorders>
+            <w:vAlign w:val="center"/>
+            <w:hideMark/>
+          </w:tcPr>
+          <w:p>
+            <w:pPr>
+              <w:spacing w:after="0" w:line="240" w:lineRule="auto"/>
+              <w:rPr>
+                <w:rFonts w:ascii="Aptos Narrow" w:eastAsia="Times New Roman" w:hAnsi="Aptos Narrow" w:cs="Times New Roman"/>
+                <w:b/>
+                <w:bCs/>
+                <w:color w:val="000000"/>
+              </w:rPr>
+            </w:pPr>
+            <w:r>
+              <w:rPr>
+                <w:rFonts w:ascii="Aptos Narrow" w:eastAsia="Times New Roman" w:hAnsi="Aptos Narrow" w:cs="Times New Roman"/>
+                <w:b/>
+                <w:bCs/>
+                <w:color w:val="000000"/>
+              </w:rPr>
+              <w:t>Ghost</w:t>
             </w:r>
           </w:p>
         </w:tc>
         <w:tc>
           <w:tcPr>
-            <w:tcW w:w="0" w:type="auto"/>
-            <w:tcMar>
-              <w:top w:w="75" w:type="dxa"/>
-              <w:left w:w="150" w:type="dxa"/>
-              <w:bottom w:w="75" w:type="dxa"/>
-              <w:right w:w="150" w:type="dxa"/>
-            </w:tcMar>
+            <w:tcW w:w="5640" w:type="dxa"/>
+            <w:tcBorders>
+              <w:top w:val="nil"/>
+              <w:left w:val="nil"/>
+              <w:bottom w:val="single" w:sz="4" w:space="0" w:color="auto"/>
+              <w:right w:val="single" w:sz="4" w:space="0" w:color="auto"/>
+            </w:tcBorders>
             <w:vAlign w:val="center"/>
             <w:hideMark/>
           </w:tcPr>
           <w:p>
             <w:pPr>
-              <w:spacing w:after="168" w:line="240" w:lineRule="auto"/>
+              <w:spacing w:after="0" w:line="240" w:lineRule="auto"/>
               <w:rPr>
-                <w:rFonts w:ascii="Segoe UI" w:eastAsia="Times New Roman" w:hAnsi="Segoe UI" w:cs="Segoe UI"/>
-                <w:sz w:val="21"/>
-                <w:szCs w:val="21"/>
+                <w:rFonts w:ascii="Aptos Narrow" w:eastAsia="Times New Roman" w:hAnsi="Aptos Narrow" w:cs="Times New Roman"/>
+                <w:color w:val="000000"/>
               </w:rPr>
             </w:pPr>
             <w:r>
               <w:rPr>
-                <w:rFonts w:ascii="Segoe UI" w:eastAsia="Times New Roman" w:hAnsi="Segoe UI" w:cs="Segoe UI"/>
-                <w:sz w:val="21"/>
-                <w:szCs w:val="21"/>
+                <w:rFonts w:ascii="Aptos Narrow" w:eastAsia="Times New Roman" w:hAnsi="Aptos Narrow" w:cs="Times New Roman"/>
+                <w:color w:val="000000"/>
               </w:rPr>
-              <w:t>Represents the user-controlled character</w:t>
+              <w:t>An enemy character that moves through the maze and interacts with the player.</w:t>
             </w:r>
           </w:p>
         </w:tc>
       </w:tr>
       <w:tr>
+        <w:trPr>
+          <w:trHeight w:val="600"/>
+        </w:trPr>
         <w:tc>
           <w:tcPr>
-            <w:tcW w:w="0" w:type="auto"/>
-            <w:tcMar>
-              <w:top w:w="75" w:type="dxa"/>
-              <w:left w:w="150" w:type="dxa"/>
-              <w:bottom w:w="75" w:type="dxa"/>
-              <w:right w:w="150" w:type="dxa"/>
-            </w:tcMar>
+            <w:tcW w:w="2560" w:type="dxa"/>
+            <w:tcBorders>
+              <w:top w:val="nil"/>
+              <w:left w:val="single" w:sz="4" w:space="0" w:color="auto"/>
+              <w:bottom w:val="single" w:sz="4" w:space="0" w:color="auto"/>
+              <w:right w:val="single" w:sz="4" w:space="0" w:color="auto"/>
+            </w:tcBorders>
             <w:vAlign w:val="center"/>
             <w:hideMark/>
           </w:tcPr>
           <w:p>
             <w:pPr>
-              <w:spacing w:after="168" w:line="240" w:lineRule="auto"/>
+              <w:spacing w:after="0" w:line="240" w:lineRule="auto"/>
               <w:rPr>
-                <w:rFonts w:ascii="Segoe UI" w:eastAsia="Times New Roman" w:hAnsi="Segoe UI" w:cs="Segoe UI"/>
-                <w:sz w:val="21"/>
-                <w:szCs w:val="21"/>
+                <w:rFonts w:ascii="Aptos Narrow" w:eastAsia="Times New Roman" w:hAnsi="Aptos Narrow" w:cs="Times New Roman"/>
+                <w:b/>
+                <w:bCs/>
+                <w:color w:val="000000"/>
               </w:rPr>
             </w:pPr>
             <w:r>
               <w:rPr>
-                <w:rFonts w:ascii="Segoe UI" w:eastAsia="Times New Roman" w:hAnsi="Segoe UI" w:cs="Segoe UI"/>
-                <w:sz w:val="21"/>
-                <w:szCs w:val="21"/>
+                <w:rFonts w:ascii="Aptos Narrow" w:eastAsia="Times New Roman" w:hAnsi="Aptos Narrow" w:cs="Times New Roman"/>
+                <w:b/>
+                <w:bCs/>
+                <w:color w:val="000000"/>
               </w:rPr>
-              <w:t>Enemy</w:t>
+              <w:t>Pellet</w:t>
             </w:r>
           </w:p>
         </w:tc>
         <w:tc>
           <w:tcPr>
-            <w:tcW w:w="0" w:type="auto"/>
-            <w:tcMar>
-              <w:top w:w="75" w:type="dxa"/>
-              <w:left w:w="150" w:type="dxa"/>
-              <w:bottom w:w="75" w:type="dxa"/>
-              <w:right w:w="150" w:type="dxa"/>
-            </w:tcMar>
+            <w:tcW w:w="5640" w:type="dxa"/>
+            <w:tcBorders>
+              <w:top w:val="nil"/>
+              <w:left w:val="nil"/>
+              <w:bottom w:val="single" w:sz="4" w:space="0" w:color="auto"/>
+              <w:right w:val="single" w:sz="4" w:space="0" w:color="auto"/>
+            </w:tcBorders>
             <w:vAlign w:val="center"/>
             <w:hideMark/>
           </w:tcPr>
           <w:p>
             <w:pPr>
-              <w:spacing w:after="168" w:line="240" w:lineRule="auto"/>
+              <w:spacing w:after="0" w:line="240" w:lineRule="auto"/>
               <w:rPr>
-                <w:rFonts w:ascii="Segoe UI" w:eastAsia="Times New Roman" w:hAnsi="Segoe UI" w:cs="Segoe UI"/>
-                <w:sz w:val="21"/>
-                <w:szCs w:val="21"/>
+                <w:rFonts w:ascii="Aptos Narrow" w:eastAsia="Times New Roman" w:hAnsi="Aptos Narrow" w:cs="Times New Roman"/>
+                <w:color w:val="000000"/>
               </w:rPr>
             </w:pPr>
             <w:r>
               <w:rPr>
-                <w:rFonts w:ascii="Segoe UI" w:eastAsia="Times New Roman" w:hAnsi="Segoe UI" w:cs="Segoe UI"/>
-                <w:sz w:val="21"/>
-                <w:szCs w:val="21"/>
+                <w:rFonts w:ascii="Aptos Narrow" w:eastAsia="Times New Roman" w:hAnsi="Aptos Narrow" w:cs="Times New Roman"/>
+                <w:color w:val="000000"/>
               </w:rPr>
-              <w:t>Moves through the maze and challenges the player</w:t>
+              <w:t>A basic collectible item that increases the player’s score when eaten.</w:t>
             </w:r>
           </w:p>
         </w:tc>
       </w:tr>
       <w:tr>
+        <w:trPr>
+          <w:trHeight w:val="600"/>
+        </w:trPr>
         <w:tc>
           <w:tcPr>
-            <w:tcW w:w="0" w:type="auto"/>
-            <w:tcMar>
-              <w:top w:w="75" w:type="dxa"/>
-              <w:left w:w="150" w:type="dxa"/>
-              <w:bottom w:w="75" w:type="dxa"/>
-              <w:right w:w="150" w:type="dxa"/>
-            </w:tcMar>
+            <w:tcW w:w="2560" w:type="dxa"/>
+            <w:tcBorders>
+              <w:top w:val="nil"/>
+              <w:left w:val="single" w:sz="4" w:space="0" w:color="auto"/>
+              <w:bottom w:val="single" w:sz="4" w:space="0" w:color="auto"/>
+              <w:right w:val="single" w:sz="4" w:space="0" w:color="auto"/>
+            </w:tcBorders>
             <w:vAlign w:val="center"/>
             <w:hideMark/>
           </w:tcPr>
           <w:p>
             <w:pPr>
-              <w:spacing w:after="168" w:line="240" w:lineRule="auto"/>
+              <w:spacing w:after="0" w:line="240" w:lineRule="auto"/>
               <w:rPr>
-                <w:rFonts w:ascii="Segoe UI" w:eastAsia="Times New Roman" w:hAnsi="Segoe UI" w:cs="Segoe UI"/>
-                <w:sz w:val="21"/>
-                <w:szCs w:val="21"/>
+                <w:rFonts w:ascii="Aptos Narrow" w:eastAsia="Times New Roman" w:hAnsi="Aptos Narrow" w:cs="Times New Roman"/>
+                <w:b/>
+                <w:bCs/>
+                <w:color w:val="000000"/>
               </w:rPr>
             </w:pPr>
+            <w:proofErr w:type="spellStart"/>
             <w:r>
               <w:rPr>
-                <w:rFonts w:ascii="Segoe UI" w:eastAsia="Times New Roman" w:hAnsi="Segoe UI" w:cs="Segoe UI"/>
-                <w:sz w:val="21"/>
-                <w:szCs w:val="21"/>
+                <w:rFonts w:ascii="Aptos Narrow" w:eastAsia="Times New Roman" w:hAnsi="Aptos Narrow" w:cs="Times New Roman"/>
+                <w:b/>
+                <w:bCs/>
+                <w:color w:val="000000"/>
               </w:rPr>
-              <w:t>Collectable</w:t>
+              <w:t>SuperPellet</w:t>
             </w:r>
+            <w:proofErr w:type="spellEnd"/>
           </w:p>
         </w:tc>
         <w:tc>
           <w:tcPr>
-            <w:tcW w:w="0" w:type="auto"/>
-            <w:tcMar>
-              <w:top w:w="75" w:type="dxa"/>
-              <w:left w:w="150" w:type="dxa"/>
-              <w:bottom w:w="75" w:type="dxa"/>
-              <w:right w:w="150" w:type="dxa"/>
-            </w:tcMar>
+            <w:tcW w:w="5640" w:type="dxa"/>
+            <w:tcBorders>
+              <w:top w:val="nil"/>
+              <w:left w:val="nil"/>
+              <w:bottom w:val="single" w:sz="4" w:space="0" w:color="auto"/>
+              <w:right w:val="single" w:sz="4" w:space="0" w:color="auto"/>
+            </w:tcBorders>
             <w:vAlign w:val="center"/>
             <w:hideMark/>
           </w:tcPr>
           <w:p>
             <w:pPr>
-              <w:spacing w:after="168" w:line="240" w:lineRule="auto"/>
+              <w:spacing w:after="0" w:line="240" w:lineRule="auto"/>
               <w:rPr>
-                <w:rFonts w:ascii="Segoe UI" w:eastAsia="Times New Roman" w:hAnsi="Segoe UI" w:cs="Segoe UI"/>
-                <w:sz w:val="21"/>
-                <w:szCs w:val="21"/>
+                <w:rFonts w:ascii="Aptos Narrow" w:eastAsia="Times New Roman" w:hAnsi="Aptos Narrow" w:cs="Times New Roman"/>
+                <w:color w:val="000000"/>
               </w:rPr>
             </w:pPr>
             <w:r>
               <w:rPr>
-                <w:rFonts w:ascii="Segoe UI" w:eastAsia="Times New Roman" w:hAnsi="Segoe UI" w:cs="Segoe UI"/>
-                <w:sz w:val="21"/>
-                <w:szCs w:val="21"/>
+                <w:rFonts w:ascii="Aptos Narrow" w:eastAsia="Times New Roman" w:hAnsi="Aptos Narrow" w:cs="Times New Roman"/>
+                <w:color w:val="000000"/>
               </w:rPr>
-              <w:t>An item the player must collect</w:t>
+              <w:t>A special collectible that temporarily changes how ghosts behave.</w:t>
             </w:r>
           </w:p>
         </w:tc>
       </w:tr>
       <w:tr>
+        <w:trPr>
+          <w:trHeight w:val="600"/>
+        </w:trPr>
         <w:tc>
           <w:tcPr>
-            <w:tcW w:w="0" w:type="auto"/>
-            <w:tcMar>
-              <w:top w:w="75" w:type="dxa"/>
-              <w:left w:w="150" w:type="dxa"/>
-              <w:bottom w:w="75" w:type="dxa"/>
-              <w:right w:w="150" w:type="dxa"/>
-            </w:tcMar>
+            <w:tcW w:w="2560" w:type="dxa"/>
+            <w:tcBorders>
+              <w:top w:val="nil"/>
+              <w:left w:val="single" w:sz="4" w:space="0" w:color="auto"/>
+              <w:bottom w:val="single" w:sz="4" w:space="0" w:color="auto"/>
+              <w:right w:val="single" w:sz="4" w:space="0" w:color="auto"/>
+            </w:tcBorders>
             <w:vAlign w:val="center"/>
             <w:hideMark/>
           </w:tcPr>
           <w:p>
             <w:pPr>
-              <w:spacing w:after="168" w:line="240" w:lineRule="auto"/>
+              <w:spacing w:after="0" w:line="240" w:lineRule="auto"/>
               <w:rPr>
-                <w:rFonts w:ascii="Segoe UI" w:eastAsia="Times New Roman" w:hAnsi="Segoe UI" w:cs="Segoe UI"/>
-                <w:sz w:val="21"/>
-                <w:szCs w:val="21"/>
+                <w:rFonts w:ascii="Aptos Narrow" w:eastAsia="Times New Roman" w:hAnsi="Aptos Narrow" w:cs="Times New Roman"/>
+                <w:b/>
+                <w:bCs/>
+                <w:color w:val="000000"/>
               </w:rPr>
             </w:pPr>
             <w:r>
               <w:rPr>
-                <w:rFonts w:ascii="Segoe UI" w:eastAsia="Times New Roman" w:hAnsi="Segoe UI" w:cs="Segoe UI"/>
-                <w:sz w:val="21"/>
-                <w:szCs w:val="21"/>
+                <w:rFonts w:ascii="Aptos Narrow" w:eastAsia="Times New Roman" w:hAnsi="Aptos Narrow" w:cs="Times New Roman"/>
+                <w:b/>
+                <w:bCs/>
+                <w:color w:val="000000"/>
               </w:rPr>
               <w:t>Maze</w:t>
             </w:r>
@@ -1213,98 +1236,369 @@
         </w:tc>
         <w:tc>
           <w:tcPr>
-            <w:tcW w:w="0" w:type="auto"/>
-            <w:tcMar>
-              <w:top w:w="75" w:type="dxa"/>
-              <w:left w:w="150" w:type="dxa"/>
-              <w:bottom w:w="75" w:type="dxa"/>
-              <w:right w:w="150" w:type="dxa"/>
-            </w:tcMar>
+            <w:tcW w:w="5640" w:type="dxa"/>
+            <w:tcBorders>
+              <w:top w:val="nil"/>
+              <w:left w:val="nil"/>
+              <w:bottom w:val="single" w:sz="4" w:space="0" w:color="auto"/>
+              <w:right w:val="single" w:sz="4" w:space="0" w:color="auto"/>
+            </w:tcBorders>
             <w:vAlign w:val="center"/>
             <w:hideMark/>
           </w:tcPr>
           <w:p>
             <w:pPr>
-              <w:spacing w:after="168" w:line="240" w:lineRule="auto"/>
+              <w:spacing w:after="0" w:line="240" w:lineRule="auto"/>
               <w:rPr>
-                <w:rFonts w:ascii="Segoe UI" w:eastAsia="Times New Roman" w:hAnsi="Segoe UI" w:cs="Segoe UI"/>
-                <w:sz w:val="21"/>
-                <w:szCs w:val="21"/>
+                <w:rFonts w:ascii="Aptos Narrow" w:eastAsia="Times New Roman" w:hAnsi="Aptos Narrow" w:cs="Times New Roman"/>
+                <w:color w:val="000000"/>
               </w:rPr>
             </w:pPr>
             <w:r>
               <w:rPr>
-                <w:rFonts w:ascii="Segoe UI" w:eastAsia="Times New Roman" w:hAnsi="Segoe UI" w:cs="Segoe UI"/>
-                <w:sz w:val="21"/>
-                <w:szCs w:val="21"/>
+                <w:rFonts w:ascii="Aptos Narrow" w:eastAsia="Times New Roman" w:hAnsi="Aptos Narrow" w:cs="Times New Roman"/>
+                <w:color w:val="000000"/>
               </w:rPr>
-              <w:t>Represents the game environment</w:t>
+              <w:t>The layout of walls and paths that restrict movement and define the level.</w:t>
             </w:r>
           </w:p>
         </w:tc>
       </w:tr>
       <w:tr>
+        <w:trPr>
+          <w:trHeight w:val="600"/>
+        </w:trPr>
         <w:tc>
           <w:tcPr>
-            <w:tcW w:w="0" w:type="auto"/>
-            <w:tcMar>
-              <w:top w:w="75" w:type="dxa"/>
-              <w:left w:w="150" w:type="dxa"/>
-              <w:bottom w:w="75" w:type="dxa"/>
-              <w:right w:w="150" w:type="dxa"/>
-            </w:tcMar>
+            <w:tcW w:w="2560" w:type="dxa"/>
+            <w:tcBorders>
+              <w:top w:val="nil"/>
+              <w:left w:val="single" w:sz="4" w:space="0" w:color="auto"/>
+              <w:bottom w:val="single" w:sz="4" w:space="0" w:color="auto"/>
+              <w:right w:val="single" w:sz="4" w:space="0" w:color="auto"/>
+            </w:tcBorders>
             <w:vAlign w:val="center"/>
             <w:hideMark/>
           </w:tcPr>
           <w:p>
             <w:pPr>
-              <w:spacing w:after="168" w:line="240" w:lineRule="auto"/>
+              <w:spacing w:after="0" w:line="240" w:lineRule="auto"/>
               <w:rPr>
-                <w:rFonts w:ascii="Segoe UI" w:eastAsia="Times New Roman" w:hAnsi="Segoe UI" w:cs="Segoe UI"/>
-                <w:sz w:val="21"/>
-                <w:szCs w:val="21"/>
+                <w:rFonts w:ascii="Aptos Narrow" w:eastAsia="Times New Roman" w:hAnsi="Aptos Narrow" w:cs="Times New Roman"/>
+                <w:b/>
+                <w:bCs/>
+                <w:color w:val="000000"/>
               </w:rPr>
             </w:pPr>
             <w:proofErr w:type="spellStart"/>
             <w:r>
               <w:rPr>
-                <w:rFonts w:ascii="Segoe UI" w:eastAsia="Times New Roman" w:hAnsi="Segoe UI" w:cs="Segoe UI"/>
-                <w:sz w:val="21"/>
-                <w:szCs w:val="21"/>
+                <w:rFonts w:ascii="Aptos Narrow" w:eastAsia="Times New Roman" w:hAnsi="Aptos Narrow" w:cs="Times New Roman"/>
+                <w:b/>
+                <w:bCs/>
+                <w:color w:val="000000"/>
               </w:rPr>
-              <w:t>GameController</w:t>
+              <w:t>GhostHouse</w:t>
             </w:r>
             <w:proofErr w:type="spellEnd"/>
           </w:p>
         </w:tc>
         <w:tc>
           <w:tcPr>
-            <w:tcW w:w="0" w:type="auto"/>
-            <w:tcMar>
-              <w:top w:w="75" w:type="dxa"/>
-              <w:left w:w="150" w:type="dxa"/>
-              <w:bottom w:w="75" w:type="dxa"/>
-              <w:right w:w="150" w:type="dxa"/>
-            </w:tcMar>
+            <w:tcW w:w="5640" w:type="dxa"/>
+            <w:tcBorders>
+              <w:top w:val="nil"/>
+              <w:left w:val="nil"/>
+              <w:bottom w:val="single" w:sz="4" w:space="0" w:color="auto"/>
+              <w:right w:val="single" w:sz="4" w:space="0" w:color="auto"/>
+            </w:tcBorders>
             <w:vAlign w:val="center"/>
             <w:hideMark/>
           </w:tcPr>
           <w:p>
             <w:pPr>
-              <w:spacing w:after="168" w:line="240" w:lineRule="auto"/>
+              <w:spacing w:after="0" w:line="240" w:lineRule="auto"/>
               <w:rPr>
-                <w:rFonts w:ascii="Segoe UI" w:eastAsia="Times New Roman" w:hAnsi="Segoe UI" w:cs="Segoe UI"/>
-                <w:sz w:val="21"/>
-                <w:szCs w:val="21"/>
+                <w:rFonts w:ascii="Aptos Narrow" w:eastAsia="Times New Roman" w:hAnsi="Aptos Narrow" w:cs="Times New Roman"/>
+                <w:color w:val="000000"/>
               </w:rPr>
             </w:pPr>
             <w:r>
               <w:rPr>
-                <w:rFonts w:ascii="Segoe UI" w:eastAsia="Times New Roman" w:hAnsi="Segoe UI" w:cs="Segoe UI"/>
-                <w:sz w:val="21"/>
-                <w:szCs w:val="21"/>
+                <w:rFonts w:ascii="Aptos Narrow" w:eastAsia="Times New Roman" w:hAnsi="Aptos Narrow" w:cs="Times New Roman"/>
+                <w:color w:val="000000"/>
               </w:rPr>
-              <w:t>Manages game state and rules</w:t>
+              <w:t>A special area where ghosts spawn and respawn during the game.</w:t>
+            </w:r>
+          </w:p>
+        </w:tc>
+      </w:tr>
+      <w:tr>
+        <w:trPr>
+          <w:trHeight w:val="300"/>
+        </w:trPr>
+        <w:tc>
+          <w:tcPr>
+            <w:tcW w:w="2560" w:type="dxa"/>
+            <w:tcBorders>
+              <w:top w:val="nil"/>
+              <w:left w:val="single" w:sz="4" w:space="0" w:color="auto"/>
+              <w:bottom w:val="single" w:sz="4" w:space="0" w:color="auto"/>
+              <w:right w:val="single" w:sz="4" w:space="0" w:color="auto"/>
+            </w:tcBorders>
+            <w:vAlign w:val="center"/>
+            <w:hideMark/>
+          </w:tcPr>
+          <w:p>
+            <w:pPr>
+              <w:spacing w:after="0" w:line="240" w:lineRule="auto"/>
+              <w:rPr>
+                <w:rFonts w:ascii="Aptos Narrow" w:eastAsia="Times New Roman" w:hAnsi="Aptos Narrow" w:cs="Times New Roman"/>
+                <w:b/>
+                <w:bCs/>
+                <w:color w:val="000000"/>
+              </w:rPr>
+            </w:pPr>
+            <w:r>
+              <w:rPr>
+                <w:rFonts w:ascii="Aptos Narrow" w:eastAsia="Times New Roman" w:hAnsi="Aptos Narrow" w:cs="Times New Roman"/>
+                <w:b/>
+                <w:bCs/>
+                <w:color w:val="000000"/>
+              </w:rPr>
+              <w:t>Score</w:t>
+            </w:r>
+          </w:p>
+        </w:tc>
+        <w:tc>
+          <w:tcPr>
+            <w:tcW w:w="5640" w:type="dxa"/>
+            <w:tcBorders>
+              <w:top w:val="nil"/>
+              <w:left w:val="nil"/>
+              <w:bottom w:val="single" w:sz="4" w:space="0" w:color="auto"/>
+              <w:right w:val="single" w:sz="4" w:space="0" w:color="auto"/>
+            </w:tcBorders>
+            <w:vAlign w:val="center"/>
+            <w:hideMark/>
+          </w:tcPr>
+          <w:p>
+            <w:pPr>
+              <w:spacing w:after="0" w:line="240" w:lineRule="auto"/>
+              <w:rPr>
+                <w:rFonts w:ascii="Aptos Narrow" w:eastAsia="Times New Roman" w:hAnsi="Aptos Narrow" w:cs="Times New Roman"/>
+                <w:color w:val="000000"/>
+              </w:rPr>
+            </w:pPr>
+            <w:r>
+              <w:rPr>
+                <w:rFonts w:ascii="Aptos Narrow" w:eastAsia="Times New Roman" w:hAnsi="Aptos Narrow" w:cs="Times New Roman"/>
+                <w:color w:val="000000"/>
+              </w:rPr>
+              <w:t>Tracks the player’s current points during gameplay.</w:t>
+            </w:r>
+          </w:p>
+        </w:tc>
+      </w:tr>
+      <w:tr>
+        <w:trPr>
+          <w:trHeight w:val="300"/>
+        </w:trPr>
+        <w:tc>
+          <w:tcPr>
+            <w:tcW w:w="2560" w:type="dxa"/>
+            <w:tcBorders>
+              <w:top w:val="nil"/>
+              <w:left w:val="single" w:sz="4" w:space="0" w:color="auto"/>
+              <w:bottom w:val="single" w:sz="4" w:space="0" w:color="auto"/>
+              <w:right w:val="single" w:sz="4" w:space="0" w:color="auto"/>
+            </w:tcBorders>
+            <w:vAlign w:val="center"/>
+            <w:hideMark/>
+          </w:tcPr>
+          <w:p>
+            <w:pPr>
+              <w:spacing w:after="0" w:line="240" w:lineRule="auto"/>
+              <w:rPr>
+                <w:rFonts w:ascii="Aptos Narrow" w:eastAsia="Times New Roman" w:hAnsi="Aptos Narrow" w:cs="Times New Roman"/>
+                <w:b/>
+                <w:bCs/>
+                <w:color w:val="000000"/>
+              </w:rPr>
+            </w:pPr>
+            <w:proofErr w:type="spellStart"/>
+            <w:r>
+              <w:rPr>
+                <w:rFonts w:ascii="Aptos Narrow" w:eastAsia="Times New Roman" w:hAnsi="Aptos Narrow" w:cs="Times New Roman"/>
+                <w:b/>
+                <w:bCs/>
+                <w:color w:val="000000"/>
+              </w:rPr>
+              <w:t>HighScore</w:t>
+            </w:r>
+            <w:proofErr w:type="spellEnd"/>
+          </w:p>
+        </w:tc>
+        <w:tc>
+          <w:tcPr>
+            <w:tcW w:w="5640" w:type="dxa"/>
+            <w:tcBorders>
+              <w:top w:val="nil"/>
+              <w:left w:val="nil"/>
+              <w:bottom w:val="single" w:sz="4" w:space="0" w:color="auto"/>
+              <w:right w:val="single" w:sz="4" w:space="0" w:color="auto"/>
+            </w:tcBorders>
+            <w:vAlign w:val="center"/>
+            <w:hideMark/>
+          </w:tcPr>
+          <w:p>
+            <w:pPr>
+              <w:spacing w:after="0" w:line="240" w:lineRule="auto"/>
+              <w:rPr>
+                <w:rFonts w:ascii="Aptos Narrow" w:eastAsia="Times New Roman" w:hAnsi="Aptos Narrow" w:cs="Times New Roman"/>
+                <w:color w:val="000000"/>
+              </w:rPr>
+            </w:pPr>
+            <w:r>
+              <w:rPr>
+                <w:rFonts w:ascii="Aptos Narrow" w:eastAsia="Times New Roman" w:hAnsi="Aptos Narrow" w:cs="Times New Roman"/>
+                <w:color w:val="000000"/>
+              </w:rPr>
+              <w:t>Stores the highest score achieved across games.</w:t>
+            </w:r>
+          </w:p>
+        </w:tc>
+      </w:tr>
+      <w:tr>
+        <w:trPr>
+          <w:trHeight w:val="600"/>
+        </w:trPr>
+        <w:tc>
+          <w:tcPr>
+            <w:tcW w:w="2560" w:type="dxa"/>
+            <w:tcBorders>
+              <w:top w:val="nil"/>
+              <w:left w:val="single" w:sz="4" w:space="0" w:color="auto"/>
+              <w:bottom w:val="single" w:sz="4" w:space="0" w:color="auto"/>
+              <w:right w:val="single" w:sz="4" w:space="0" w:color="auto"/>
+            </w:tcBorders>
+            <w:vAlign w:val="center"/>
+            <w:hideMark/>
+          </w:tcPr>
+          <w:p>
+            <w:pPr>
+              <w:spacing w:after="0" w:line="240" w:lineRule="auto"/>
+              <w:rPr>
+                <w:rFonts w:ascii="Aptos Narrow" w:eastAsia="Times New Roman" w:hAnsi="Aptos Narrow" w:cs="Times New Roman"/>
+                <w:b/>
+                <w:bCs/>
+                <w:color w:val="000000"/>
+              </w:rPr>
+            </w:pPr>
+            <w:r>
+              <w:rPr>
+                <w:rFonts w:ascii="Aptos Narrow" w:eastAsia="Times New Roman" w:hAnsi="Aptos Narrow" w:cs="Times New Roman"/>
+                <w:b/>
+                <w:bCs/>
+                <w:color w:val="000000"/>
+              </w:rPr>
+              <w:t>Level</w:t>
+            </w:r>
+          </w:p>
+        </w:tc>
+        <w:tc>
+          <w:tcPr>
+            <w:tcW w:w="5640" w:type="dxa"/>
+            <w:tcBorders>
+              <w:top w:val="nil"/>
+              <w:left w:val="nil"/>
+              <w:bottom w:val="single" w:sz="4" w:space="0" w:color="auto"/>
+              <w:right w:val="single" w:sz="4" w:space="0" w:color="auto"/>
+            </w:tcBorders>
+            <w:vAlign w:val="center"/>
+            <w:hideMark/>
+          </w:tcPr>
+          <w:p>
+            <w:pPr>
+              <w:spacing w:after="0" w:line="240" w:lineRule="auto"/>
+              <w:rPr>
+                <w:rFonts w:ascii="Aptos Narrow" w:eastAsia="Times New Roman" w:hAnsi="Aptos Narrow" w:cs="Times New Roman"/>
+                <w:color w:val="000000"/>
+              </w:rPr>
+            </w:pPr>
+            <w:r>
+              <w:rPr>
+                <w:rFonts w:ascii="Aptos Narrow" w:eastAsia="Times New Roman" w:hAnsi="Aptos Narrow" w:cs="Times New Roman"/>
+                <w:color w:val="000000"/>
+              </w:rPr>
+              <w:t>Represents the current stage of the game and its difficulty settings.</w:t>
+            </w:r>
+          </w:p>
+        </w:tc>
+      </w:tr>
+      <w:tr>
+        <w:trPr>
+          <w:trHeight w:val="600"/>
+        </w:trPr>
+        <w:tc>
+          <w:tcPr>
+            <w:tcW w:w="2560" w:type="dxa"/>
+            <w:tcBorders>
+              <w:top w:val="nil"/>
+              <w:left w:val="single" w:sz="4" w:space="0" w:color="auto"/>
+              <w:bottom w:val="single" w:sz="4" w:space="0" w:color="auto"/>
+              <w:right w:val="single" w:sz="4" w:space="0" w:color="auto"/>
+            </w:tcBorders>
+            <w:vAlign w:val="center"/>
+            <w:hideMark/>
+          </w:tcPr>
+          <w:p>
+            <w:pPr>
+              <w:spacing w:after="0" w:line="240" w:lineRule="auto"/>
+              <w:rPr>
+                <w:rFonts w:ascii="Aptos Narrow" w:eastAsia="Times New Roman" w:hAnsi="Aptos Narrow" w:cs="Times New Roman"/>
+                <w:b/>
+                <w:bCs/>
+                <w:color w:val="000000"/>
+              </w:rPr>
+            </w:pPr>
+            <w:r>
+              <w:rPr>
+                <w:rFonts w:ascii="Aptos Narrow" w:eastAsia="Times New Roman" w:hAnsi="Aptos Narrow" w:cs="Times New Roman"/>
+                <w:b/>
+                <w:bCs/>
+                <w:color w:val="000000"/>
+              </w:rPr>
+              <w:t>Game</w:t>
+            </w:r>
+          </w:p>
+        </w:tc>
+        <w:tc>
+          <w:tcPr>
+            <w:tcW w:w="5640" w:type="dxa"/>
+            <w:tcBorders>
+              <w:top w:val="nil"/>
+              <w:left w:val="nil"/>
+              <w:bottom w:val="single" w:sz="4" w:space="0" w:color="auto"/>
+              <w:right w:val="single" w:sz="4" w:space="0" w:color="auto"/>
+            </w:tcBorders>
+            <w:vAlign w:val="center"/>
+            <w:hideMark/>
+          </w:tcPr>
+          <w:p>
+            <w:pPr>
+              <w:spacing w:after="0" w:line="240" w:lineRule="auto"/>
+              <w:rPr>
+                <w:rFonts w:ascii="Aptos Narrow" w:eastAsia="Times New Roman" w:hAnsi="Aptos Narrow" w:cs="Times New Roman"/>
+                <w:color w:val="000000"/>
+              </w:rPr>
+            </w:pPr>
+            <w:r>
+              <w:rPr>
+                <w:rFonts w:ascii="Aptos Narrow" w:eastAsia="Times New Roman" w:hAnsi="Aptos Narrow" w:cs="Times New Roman"/>
+                <w:color w:val="000000"/>
+              </w:rPr>
+              <w:t>Controls the overall game flow, rules, and state (start, play, game over).</w:t>
             </w:r>
           </w:p>
         </w:tc>
@@ -1314,6 +1608,16 @@
       <w:pPr>
         <w:spacing w:after="240" w:line="240" w:lineRule="auto"/>
         <w:rPr>
+          <w:rFonts w:ascii="Segoe UI Emoji" w:eastAsia="Times New Roman" w:hAnsi="Segoe UI Emoji" w:cs="Segoe UI Emoji"/>
+          <w:sz w:val="21"/>
+          <w:szCs w:val="21"/>
+        </w:rPr>
+      </w:pPr>
+    </w:p>
+    <w:p>
+      <w:pPr>
+        <w:spacing w:after="240" w:line="240" w:lineRule="auto"/>
+        <w:rPr>
           <w:rFonts w:ascii="Segoe UI" w:eastAsia="Times New Roman" w:hAnsi="Segoe UI" w:cs="Segoe UI"/>
           <w:sz w:val="21"/>
           <w:szCs w:val="21"/>
@@ -1359,10 +1663,8 @@
         <w:pStyle w:val="Heading2"/>
       </w:pPr>
       <w:r>
-        <w:t xml:space="preserve">Section 5 - </w:t>
-      </w:r>
-      <w:r>
-        <w:t>Game Scope &amp; Constraints</w:t>
+        <w:lastRenderedPageBreak/>
+        <w:t>Section 5 - Game Scope &amp; Constraints</w:t>
       </w:r>
     </w:p>
     <w:p>
@@ -1536,13 +1838,7 @@
         <w:pStyle w:val="Heading2"/>
       </w:pPr>
       <w:r>
-        <w:t xml:space="preserve">Section 6 - </w:t>
-      </w:r>
-      <w:r>
-        <w:t>Technical Considerations</w:t>
-      </w:r>
-      <w:r>
-        <w:t xml:space="preserve"> (High Level)</w:t>
+        <w:t>Section 6 - Technical Considerations (High Level)</w:t>
       </w:r>
     </w:p>
     <w:p>
@@ -1727,10 +2023,7 @@
         <w:pStyle w:val="Heading2"/>
       </w:pPr>
       <w:r>
-        <w:t xml:space="preserve">Section 7 - </w:t>
-      </w:r>
-      <w:r>
-        <w:t>Reflection</w:t>
+        <w:t>Section 7 - Reflection</w:t>
       </w:r>
     </w:p>
     <w:p>
@@ -1898,15 +2191,7 @@
           <w:sz w:val="21"/>
           <w:szCs w:val="21"/>
         </w:rPr>
-        <w:t>Submitting</w:t>
-      </w:r>
-      <w:r>
-        <w:rPr>
-          <w:rFonts w:ascii="Segoe UI" w:hAnsi="Segoe UI" w:cs="Segoe UI"/>
-          <w:sz w:val="21"/>
-          <w:szCs w:val="21"/>
-        </w:rPr>
-        <w:t xml:space="preserve"> as </w:t>
+        <w:t>Submitting as </w:t>
       </w:r>
       <w:r>
         <w:rPr>
@@ -2012,15 +2297,31 @@
           <w:szCs w:val="21"/>
         </w:rPr>
         <w:pict w14:anchorId="69575582">
-          <v:rect id="_x0000_i1037" style="width:0;height:.75pt" o:hralign="center" o:hrstd="t" o:hr="t" fillcolor="#a0a0a0" stroked="f"/>
+          <v:rect id="_x0000_i1025" style="width:0;height:.75pt" o:hralign="center" o:hrstd="t" o:hr="t" fillcolor="#a0a0a0" stroked="f"/>
         </w:pict>
       </w:r>
     </w:p>
     <w:p>
       <w:pPr>
+        <w:rPr>
+          <w:rFonts w:asciiTheme="majorHAnsi" w:eastAsiaTheme="majorEastAsia" w:hAnsiTheme="majorHAnsi" w:cstheme="majorBidi"/>
+          <w:b/>
+          <w:bCs/>
+          <w:color w:val="4F81BD" w:themeColor="accent1"/>
+          <w:sz w:val="26"/>
+          <w:szCs w:val="26"/>
+        </w:rPr>
+      </w:pPr>
+      <w:r>
+        <w:br w:type="page"/>
+      </w:r>
+    </w:p>
+    <w:p>
+      <w:pPr>
         <w:pStyle w:val="Heading2"/>
       </w:pPr>
       <w:r>
+        <w:lastRenderedPageBreak/>
         <w:t xml:space="preserve">Section 9 - </w:t>
       </w:r>
       <w:r>
@@ -2194,7 +2495,7 @@
           <w:szCs w:val="21"/>
         </w:rPr>
         <w:pict w14:anchorId="56784EB7">
-          <v:rect id="_x0000_i1038" style="width:0;height:.75pt" o:hralign="center" o:hrstd="t" o:hr="t" fillcolor="#a0a0a0" stroked="f"/>
+          <v:rect id="_x0000_i1026" style="width:0;height:.75pt" o:hralign="center" o:hrstd="t" o:hr="t" fillcolor="#a0a0a0" stroked="f"/>
         </w:pict>
       </w:r>
     </w:p>
@@ -2203,7 +2504,6 @@
         <w:pStyle w:val="Heading2"/>
       </w:pPr>
       <w:r>
-        <w:lastRenderedPageBreak/>
         <w:t xml:space="preserve">Section 10 - </w:t>
       </w:r>
       <w:r>
